--- a/Evidencia pruebas unitarias.docx
+++ b/Evidencia pruebas unitarias.docx
@@ -2,18 +2,117 @@
 <file path=word/document.xml><?xml version="1.0" encoding="utf-8"?>
 <w:document xmlns:wpc="http://schemas.microsoft.com/office/word/2010/wordprocessingCanvas" xmlns:mc="http://schemas.openxmlformats.org/markup-compatibility/2006" xmlns:o="urn:schemas-microsoft-com:office:office" xmlns:r="http://schemas.openxmlformats.org/officeDocument/2006/relationships" xmlns:m="http://schemas.openxmlformats.org/officeDocument/2006/math" xmlns:v="urn:schemas-microsoft-com:vml" xmlns:wp14="http://schemas.microsoft.com/office/word/2010/wordprocessingDrawing" xmlns:wp="http://schemas.openxmlformats.org/drawingml/2006/wordprocessingDrawing" xmlns:w="http://schemas.openxmlformats.org/wordprocessingml/2006/main" xmlns:w14="http://schemas.microsoft.com/office/word/2010/wordml" xmlns:w10="urn:schemas-microsoft-com:office:word" xmlns:w15="http://schemas.microsoft.com/office/word/2012/wordml" xmlns:wpg="http://schemas.microsoft.com/office/word/2010/wordprocessingGroup" xmlns:wpi="http://schemas.microsoft.com/office/word/2010/wordprocessingInk" xmlns:wne="http://schemas.microsoft.com/office/word/2006/wordml" xmlns:wps="http://schemas.microsoft.com/office/word/2010/wordprocessingShape" xmlns:wpsCustomData="http://www.wps.cn/officeDocument/2013/wpsCustomData" mc:Ignorable="w14 w15 wp14">
   <w:body>
-    <w:p/>
-    <w:p/>
-    <w:p>
-      <w:pPr>
-        <w:rPr>
-          <w:rFonts w:hint="default"/>
-          <w:lang w:val="es-ES"/>
-        </w:rPr>
-      </w:pPr>
-      <w:r>
-        <w:rPr>
-          <w:rFonts w:hint="default"/>
+    <w:p>
+      <w:pPr>
+        <w:rPr>
+          <w:rFonts w:hint="default" w:ascii="Arial" w:hAnsi="Arial" w:cs="Arial"/>
+          <w:sz w:val="24"/>
+          <w:szCs w:val="24"/>
+          <w:lang w:val="es-ES"/>
+        </w:rPr>
+      </w:pPr>
+      <w:r>
+        <w:rPr>
+          <w:rFonts w:hint="default" w:ascii="Arial" w:hAnsi="Arial" w:cs="Arial"/>
+          <w:sz w:val="24"/>
+          <w:szCs w:val="24"/>
+          <w:lang w:val="es-ES"/>
+        </w:rPr>
+        <w:t>Wiki pruebas unitarias. Taller unidad 3</w:t>
+      </w:r>
+    </w:p>
+    <w:p>
+      <w:pPr>
+        <w:rPr>
+          <w:rFonts w:hint="default" w:ascii="Arial" w:hAnsi="Arial" w:cs="Arial"/>
+          <w:sz w:val="24"/>
+          <w:szCs w:val="24"/>
+          <w:lang w:val="es-ES"/>
+        </w:rPr>
+      </w:pPr>
+      <w:r>
+        <w:rPr>
+          <w:rFonts w:hint="default" w:ascii="Arial" w:hAnsi="Arial" w:cs="Arial"/>
+          <w:sz w:val="24"/>
+          <w:szCs w:val="24"/>
+          <w:lang w:val="es-ES"/>
+        </w:rPr>
+        <w:t>Integrante: Jonathan Alexander Muñoz Vargas</w:t>
+      </w:r>
+    </w:p>
+    <w:p>
+      <w:pPr>
+        <w:rPr>
+          <w:rFonts w:hint="default" w:ascii="Arial" w:hAnsi="Arial" w:cs="Arial"/>
+          <w:sz w:val="24"/>
+          <w:szCs w:val="24"/>
+          <w:lang w:val="es-ES"/>
+        </w:rPr>
+      </w:pPr>
+      <w:r>
+        <w:rPr>
+          <w:rFonts w:hint="default" w:ascii="Arial" w:hAnsi="Arial" w:cs="Arial"/>
+          <w:sz w:val="24"/>
+          <w:szCs w:val="24"/>
+          <w:lang w:val="es-ES"/>
+        </w:rPr>
+        <w:t>Docente: Cesar Vega</w:t>
+      </w:r>
+      <w:bookmarkStart w:id="0" w:name="_GoBack"/>
+      <w:bookmarkEnd w:id="0"/>
+    </w:p>
+    <w:p>
+      <w:pPr>
+        <w:rPr>
+          <w:rFonts w:hint="default" w:ascii="Arial" w:hAnsi="Arial" w:cs="Arial"/>
+          <w:sz w:val="24"/>
+          <w:szCs w:val="24"/>
+          <w:lang w:val="es-ES"/>
+        </w:rPr>
+      </w:pPr>
+      <w:r>
+        <w:rPr>
+          <w:rFonts w:hint="default" w:ascii="Arial" w:hAnsi="Arial" w:cs="Arial"/>
+          <w:sz w:val="24"/>
+          <w:szCs w:val="24"/>
+          <w:lang w:val="es-ES"/>
+        </w:rPr>
+        <w:t>U Sabana.</w:t>
+      </w:r>
+    </w:p>
+    <w:p>
+      <w:pPr>
+        <w:rPr>
+          <w:rFonts w:hint="default" w:ascii="Arial" w:hAnsi="Arial" w:cs="Arial"/>
+          <w:sz w:val="24"/>
+          <w:szCs w:val="24"/>
+          <w:lang w:val="es-ES"/>
+        </w:rPr>
+      </w:pPr>
+    </w:p>
+    <w:p>
+      <w:pPr>
+        <w:rPr>
+          <w:rFonts w:hint="default" w:ascii="Arial" w:hAnsi="Arial" w:cs="Arial"/>
+          <w:sz w:val="24"/>
+          <w:szCs w:val="24"/>
+        </w:rPr>
+      </w:pPr>
+    </w:p>
+    <w:p>
+      <w:pPr>
+        <w:rPr>
+          <w:rFonts w:hint="default" w:ascii="Arial" w:hAnsi="Arial" w:cs="Arial"/>
+          <w:sz w:val="24"/>
+          <w:szCs w:val="24"/>
+          <w:lang w:val="es-ES"/>
+        </w:rPr>
+      </w:pPr>
+      <w:r>
+        <w:rPr>
+          <w:rFonts w:hint="default" w:ascii="Arial" w:hAnsi="Arial" w:cs="Arial"/>
+          <w:sz w:val="24"/>
+          <w:szCs w:val="24"/>
           <w:lang w:val="es-ES"/>
         </w:rPr>
         <w:t>Pruebas TDD:</w:t>
@@ -22,13 +121,27 @@
     <w:p>
       <w:pPr>
         <w:rPr>
-          <w:rFonts w:hint="default"/>
-          <w:lang w:val="es-ES"/>
-        </w:rPr>
-      </w:pPr>
-    </w:p>
-    <w:p>
-      <w:r>
+          <w:rFonts w:hint="default" w:ascii="Arial" w:hAnsi="Arial" w:cs="Arial"/>
+          <w:sz w:val="24"/>
+          <w:szCs w:val="24"/>
+          <w:lang w:val="es-ES"/>
+        </w:rPr>
+      </w:pPr>
+    </w:p>
+    <w:p>
+      <w:pPr>
+        <w:rPr>
+          <w:rFonts w:hint="default" w:ascii="Arial" w:hAnsi="Arial" w:cs="Arial"/>
+          <w:sz w:val="24"/>
+          <w:szCs w:val="24"/>
+        </w:rPr>
+      </w:pPr>
+      <w:r>
+        <w:rPr>
+          <w:rFonts w:hint="default" w:ascii="Arial" w:hAnsi="Arial" w:cs="Arial"/>
+          <w:sz w:val="24"/>
+          <w:szCs w:val="24"/>
+        </w:rPr>
         <w:drawing>
           <wp:inline distT="0" distB="0" distL="114300" distR="114300">
             <wp:extent cx="5274310" cy="2868930"/>
@@ -72,9 +185,29 @@
         </w:drawing>
       </w:r>
     </w:p>
-    <w:p/>
-    <w:p>
-      <w:r>
+    <w:p>
+      <w:pPr>
+        <w:rPr>
+          <w:rFonts w:hint="default" w:ascii="Arial" w:hAnsi="Arial" w:cs="Arial"/>
+          <w:sz w:val="24"/>
+          <w:szCs w:val="24"/>
+        </w:rPr>
+      </w:pPr>
+    </w:p>
+    <w:p>
+      <w:pPr>
+        <w:rPr>
+          <w:rFonts w:hint="default" w:ascii="Arial" w:hAnsi="Arial" w:cs="Arial"/>
+          <w:sz w:val="24"/>
+          <w:szCs w:val="24"/>
+        </w:rPr>
+      </w:pPr>
+      <w:r>
+        <w:rPr>
+          <w:rFonts w:hint="default" w:ascii="Arial" w:hAnsi="Arial" w:cs="Arial"/>
+          <w:sz w:val="24"/>
+          <w:szCs w:val="24"/>
+        </w:rPr>
         <w:drawing>
           <wp:inline distT="0" distB="0" distL="114300" distR="114300">
             <wp:extent cx="5274310" cy="2894330"/>
@@ -118,9 +251,29 @@
         </w:drawing>
       </w:r>
     </w:p>
-    <w:p/>
-    <w:p>
-      <w:r>
+    <w:p>
+      <w:pPr>
+        <w:rPr>
+          <w:rFonts w:hint="default" w:ascii="Arial" w:hAnsi="Arial" w:cs="Arial"/>
+          <w:sz w:val="24"/>
+          <w:szCs w:val="24"/>
+        </w:rPr>
+      </w:pPr>
+    </w:p>
+    <w:p>
+      <w:pPr>
+        <w:rPr>
+          <w:rFonts w:hint="default" w:ascii="Arial" w:hAnsi="Arial" w:cs="Arial"/>
+          <w:sz w:val="24"/>
+          <w:szCs w:val="24"/>
+        </w:rPr>
+      </w:pPr>
+      <w:r>
+        <w:rPr>
+          <w:rFonts w:hint="default" w:ascii="Arial" w:hAnsi="Arial" w:cs="Arial"/>
+          <w:sz w:val="24"/>
+          <w:szCs w:val="24"/>
+        </w:rPr>
         <w:drawing>
           <wp:inline distT="0" distB="0" distL="114300" distR="114300">
             <wp:extent cx="5260975" cy="2864485"/>
@@ -164,9 +317,29 @@
         </w:drawing>
       </w:r>
     </w:p>
-    <w:p/>
-    <w:p>
-      <w:r>
+    <w:p>
+      <w:pPr>
+        <w:rPr>
+          <w:rFonts w:hint="default" w:ascii="Arial" w:hAnsi="Arial" w:cs="Arial"/>
+          <w:sz w:val="24"/>
+          <w:szCs w:val="24"/>
+        </w:rPr>
+      </w:pPr>
+    </w:p>
+    <w:p>
+      <w:pPr>
+        <w:rPr>
+          <w:rFonts w:hint="default" w:ascii="Arial" w:hAnsi="Arial" w:cs="Arial"/>
+          <w:sz w:val="24"/>
+          <w:szCs w:val="24"/>
+        </w:rPr>
+      </w:pPr>
+      <w:r>
+        <w:rPr>
+          <w:rFonts w:hint="default" w:ascii="Arial" w:hAnsi="Arial" w:cs="Arial"/>
+          <w:sz w:val="24"/>
+          <w:szCs w:val="24"/>
+        </w:rPr>
         <w:drawing>
           <wp:inline distT="0" distB="0" distL="114300" distR="114300">
             <wp:extent cx="5271135" cy="2887345"/>
@@ -211,7 +384,19 @@
       </w:r>
     </w:p>
     <w:p>
-      <w:r>
+      <w:pPr>
+        <w:rPr>
+          <w:rFonts w:hint="default" w:ascii="Arial" w:hAnsi="Arial" w:cs="Arial"/>
+          <w:sz w:val="24"/>
+          <w:szCs w:val="24"/>
+        </w:rPr>
+      </w:pPr>
+      <w:r>
+        <w:rPr>
+          <w:rFonts w:hint="default" w:ascii="Arial" w:hAnsi="Arial" w:cs="Arial"/>
+          <w:sz w:val="24"/>
+          <w:szCs w:val="24"/>
+        </w:rPr>
         <w:drawing>
           <wp:inline distT="0" distB="0" distL="114300" distR="114300">
             <wp:extent cx="5267960" cy="2898775"/>
@@ -256,7 +441,19 @@
       </w:r>
     </w:p>
     <w:p>
-      <w:r>
+      <w:pPr>
+        <w:rPr>
+          <w:rFonts w:hint="default" w:ascii="Arial" w:hAnsi="Arial" w:cs="Arial"/>
+          <w:sz w:val="24"/>
+          <w:szCs w:val="24"/>
+        </w:rPr>
+      </w:pPr>
+      <w:r>
+        <w:rPr>
+          <w:rFonts w:hint="default" w:ascii="Arial" w:hAnsi="Arial" w:cs="Arial"/>
+          <w:sz w:val="24"/>
+          <w:szCs w:val="24"/>
+        </w:rPr>
         <w:drawing>
           <wp:inline distT="0" distB="0" distL="114300" distR="114300">
             <wp:extent cx="5260975" cy="3108325"/>
@@ -300,9 +497,29 @@
         </w:drawing>
       </w:r>
     </w:p>
-    <w:p/>
-    <w:p>
-      <w:r>
+    <w:p>
+      <w:pPr>
+        <w:rPr>
+          <w:rFonts w:hint="default" w:ascii="Arial" w:hAnsi="Arial" w:cs="Arial"/>
+          <w:sz w:val="24"/>
+          <w:szCs w:val="24"/>
+        </w:rPr>
+      </w:pPr>
+    </w:p>
+    <w:p>
+      <w:pPr>
+        <w:rPr>
+          <w:rFonts w:hint="default" w:ascii="Arial" w:hAnsi="Arial" w:cs="Arial"/>
+          <w:sz w:val="24"/>
+          <w:szCs w:val="24"/>
+        </w:rPr>
+      </w:pPr>
+      <w:r>
+        <w:rPr>
+          <w:rFonts w:hint="default" w:ascii="Arial" w:hAnsi="Arial" w:cs="Arial"/>
+          <w:sz w:val="24"/>
+          <w:szCs w:val="24"/>
+        </w:rPr>
         <w:drawing>
           <wp:inline distT="0" distB="0" distL="114300" distR="114300">
             <wp:extent cx="5269865" cy="2889250"/>
@@ -346,9 +563,29 @@
         </w:drawing>
       </w:r>
     </w:p>
-    <w:p/>
-    <w:p>
-      <w:r>
+    <w:p>
+      <w:pPr>
+        <w:rPr>
+          <w:rFonts w:hint="default" w:ascii="Arial" w:hAnsi="Arial" w:cs="Arial"/>
+          <w:sz w:val="24"/>
+          <w:szCs w:val="24"/>
+        </w:rPr>
+      </w:pPr>
+    </w:p>
+    <w:p>
+      <w:pPr>
+        <w:rPr>
+          <w:rFonts w:hint="default" w:ascii="Arial" w:hAnsi="Arial" w:cs="Arial"/>
+          <w:sz w:val="24"/>
+          <w:szCs w:val="24"/>
+        </w:rPr>
+      </w:pPr>
+      <w:r>
+        <w:rPr>
+          <w:rFonts w:hint="default" w:ascii="Arial" w:hAnsi="Arial" w:cs="Arial"/>
+          <w:sz w:val="24"/>
+          <w:szCs w:val="24"/>
+        </w:rPr>
         <w:drawing>
           <wp:inline distT="0" distB="0" distL="114300" distR="114300">
             <wp:extent cx="5264150" cy="3571875"/>
@@ -392,9 +629,29 @@
         </w:drawing>
       </w:r>
     </w:p>
-    <w:p/>
-    <w:p>
-      <w:r>
+    <w:p>
+      <w:pPr>
+        <w:rPr>
+          <w:rFonts w:hint="default" w:ascii="Arial" w:hAnsi="Arial" w:cs="Arial"/>
+          <w:sz w:val="24"/>
+          <w:szCs w:val="24"/>
+        </w:rPr>
+      </w:pPr>
+    </w:p>
+    <w:p>
+      <w:pPr>
+        <w:rPr>
+          <w:rFonts w:hint="default" w:ascii="Arial" w:hAnsi="Arial" w:cs="Arial"/>
+          <w:sz w:val="24"/>
+          <w:szCs w:val="24"/>
+        </w:rPr>
+      </w:pPr>
+      <w:r>
+        <w:rPr>
+          <w:rFonts w:hint="default" w:ascii="Arial" w:hAnsi="Arial" w:cs="Arial"/>
+          <w:sz w:val="24"/>
+          <w:szCs w:val="24"/>
+        </w:rPr>
         <w:drawing>
           <wp:inline distT="0" distB="0" distL="114300" distR="114300">
             <wp:extent cx="5264785" cy="2998470"/>
@@ -438,18 +695,38 @@
         </w:drawing>
       </w:r>
     </w:p>
-    <w:p/>
-    <w:p/>
-    <w:p>
-      <w:pPr>
-        <w:rPr>
-          <w:rFonts w:hint="default"/>
-          <w:lang w:val="es-ES"/>
-        </w:rPr>
-      </w:pPr>
-      <w:r>
-        <w:rPr>
-          <w:rFonts w:hint="default"/>
+    <w:p>
+      <w:pPr>
+        <w:rPr>
+          <w:rFonts w:hint="default" w:ascii="Arial" w:hAnsi="Arial" w:cs="Arial"/>
+          <w:sz w:val="24"/>
+          <w:szCs w:val="24"/>
+        </w:rPr>
+      </w:pPr>
+    </w:p>
+    <w:p>
+      <w:pPr>
+        <w:rPr>
+          <w:rFonts w:hint="default" w:ascii="Arial" w:hAnsi="Arial" w:cs="Arial"/>
+          <w:sz w:val="24"/>
+          <w:szCs w:val="24"/>
+        </w:rPr>
+      </w:pPr>
+    </w:p>
+    <w:p>
+      <w:pPr>
+        <w:rPr>
+          <w:rFonts w:hint="default" w:ascii="Arial" w:hAnsi="Arial" w:cs="Arial"/>
+          <w:sz w:val="24"/>
+          <w:szCs w:val="24"/>
+          <w:lang w:val="es-ES"/>
+        </w:rPr>
+      </w:pPr>
+      <w:r>
+        <w:rPr>
+          <w:rFonts w:hint="default" w:ascii="Arial" w:hAnsi="Arial" w:cs="Arial"/>
+          <w:sz w:val="24"/>
+          <w:szCs w:val="24"/>
           <w:lang w:val="es-ES"/>
         </w:rPr>
         <w:t>REFACTOR:</w:t>
@@ -458,21 +735,27 @@
     <w:p>
       <w:pPr>
         <w:rPr>
-          <w:rFonts w:hint="default"/>
-          <w:lang w:val="es-ES"/>
-        </w:rPr>
-      </w:pPr>
-    </w:p>
-    <w:p>
-      <w:pPr>
-        <w:rPr>
-          <w:rFonts w:hint="default"/>
-          <w:lang w:val="es-ES"/>
-        </w:rPr>
-      </w:pPr>
-      <w:r>
-        <w:rPr>
-          <w:rFonts w:hint="default"/>
+          <w:rFonts w:hint="default" w:ascii="Arial" w:hAnsi="Arial" w:cs="Arial"/>
+          <w:sz w:val="24"/>
+          <w:szCs w:val="24"/>
+          <w:lang w:val="es-ES"/>
+        </w:rPr>
+      </w:pPr>
+    </w:p>
+    <w:p>
+      <w:pPr>
+        <w:rPr>
+          <w:rFonts w:hint="default" w:ascii="Arial" w:hAnsi="Arial" w:cs="Arial"/>
+          <w:sz w:val="24"/>
+          <w:szCs w:val="24"/>
+          <w:lang w:val="es-ES"/>
+        </w:rPr>
+      </w:pPr>
+      <w:r>
+        <w:rPr>
+          <w:rFonts w:hint="default" w:ascii="Arial" w:hAnsi="Arial" w:cs="Arial"/>
+          <w:sz w:val="24"/>
+          <w:szCs w:val="24"/>
           <w:lang w:val="es-ES"/>
         </w:rPr>
         <w:t>Antes:</w:t>
@@ -481,13 +764,27 @@
     <w:p>
       <w:pPr>
         <w:rPr>
-          <w:rFonts w:hint="default"/>
-          <w:lang w:val="es-ES"/>
-        </w:rPr>
-      </w:pPr>
-    </w:p>
-    <w:p>
-      <w:r>
+          <w:rFonts w:hint="default" w:ascii="Arial" w:hAnsi="Arial" w:cs="Arial"/>
+          <w:sz w:val="24"/>
+          <w:szCs w:val="24"/>
+          <w:lang w:val="es-ES"/>
+        </w:rPr>
+      </w:pPr>
+    </w:p>
+    <w:p>
+      <w:pPr>
+        <w:rPr>
+          <w:rFonts w:hint="default" w:ascii="Arial" w:hAnsi="Arial" w:cs="Arial"/>
+          <w:sz w:val="24"/>
+          <w:szCs w:val="24"/>
+        </w:rPr>
+      </w:pPr>
+      <w:r>
+        <w:rPr>
+          <w:rFonts w:hint="default" w:ascii="Arial" w:hAnsi="Arial" w:cs="Arial"/>
+          <w:sz w:val="24"/>
+          <w:szCs w:val="24"/>
+        </w:rPr>
         <w:drawing>
           <wp:inline distT="0" distB="0" distL="114300" distR="114300">
             <wp:extent cx="5269230" cy="2298065"/>
@@ -531,17 +828,29 @@
         </w:drawing>
       </w:r>
     </w:p>
-    <w:p/>
-    <w:p>
-      <w:pPr>
-        <w:rPr>
-          <w:rFonts w:hint="default"/>
-          <w:lang w:val="es-ES"/>
-        </w:rPr>
-      </w:pPr>
-      <w:r>
-        <w:rPr>
-          <w:rFonts w:hint="default"/>
+    <w:p>
+      <w:pPr>
+        <w:rPr>
+          <w:rFonts w:hint="default" w:ascii="Arial" w:hAnsi="Arial" w:cs="Arial"/>
+          <w:sz w:val="24"/>
+          <w:szCs w:val="24"/>
+        </w:rPr>
+      </w:pPr>
+    </w:p>
+    <w:p>
+      <w:pPr>
+        <w:rPr>
+          <w:rFonts w:hint="default" w:ascii="Arial" w:hAnsi="Arial" w:cs="Arial"/>
+          <w:sz w:val="24"/>
+          <w:szCs w:val="24"/>
+          <w:lang w:val="es-ES"/>
+        </w:rPr>
+      </w:pPr>
+      <w:r>
+        <w:rPr>
+          <w:rFonts w:hint="default" w:ascii="Arial" w:hAnsi="Arial" w:cs="Arial"/>
+          <w:sz w:val="24"/>
+          <w:szCs w:val="24"/>
           <w:lang w:val="es-ES"/>
         </w:rPr>
         <w:t>Despues:</w:t>
@@ -550,13 +859,27 @@
     <w:p>
       <w:pPr>
         <w:rPr>
-          <w:rFonts w:hint="default"/>
-          <w:lang w:val="es-ES"/>
-        </w:rPr>
-      </w:pPr>
-    </w:p>
-    <w:p>
-      <w:r>
+          <w:rFonts w:hint="default" w:ascii="Arial" w:hAnsi="Arial" w:cs="Arial"/>
+          <w:sz w:val="24"/>
+          <w:szCs w:val="24"/>
+          <w:lang w:val="es-ES"/>
+        </w:rPr>
+      </w:pPr>
+    </w:p>
+    <w:p>
+      <w:pPr>
+        <w:rPr>
+          <w:rFonts w:hint="default" w:ascii="Arial" w:hAnsi="Arial" w:cs="Arial"/>
+          <w:sz w:val="24"/>
+          <w:szCs w:val="24"/>
+        </w:rPr>
+      </w:pPr>
+      <w:r>
+        <w:rPr>
+          <w:rFonts w:hint="default" w:ascii="Arial" w:hAnsi="Arial" w:cs="Arial"/>
+          <w:sz w:val="24"/>
+          <w:szCs w:val="24"/>
+        </w:rPr>
         <w:drawing>
           <wp:inline distT="0" distB="0" distL="114300" distR="114300">
             <wp:extent cx="5264785" cy="2378075"/>
@@ -600,17 +923,29 @@
         </w:drawing>
       </w:r>
     </w:p>
-    <w:p/>
-    <w:p>
-      <w:pPr>
-        <w:rPr>
-          <w:rFonts w:hint="default"/>
-          <w:lang w:val="es-ES"/>
-        </w:rPr>
-      </w:pPr>
-      <w:r>
-        <w:rPr>
-          <w:rFonts w:hint="default"/>
+    <w:p>
+      <w:pPr>
+        <w:rPr>
+          <w:rFonts w:hint="default" w:ascii="Arial" w:hAnsi="Arial" w:cs="Arial"/>
+          <w:sz w:val="24"/>
+          <w:szCs w:val="24"/>
+        </w:rPr>
+      </w:pPr>
+    </w:p>
+    <w:p>
+      <w:pPr>
+        <w:rPr>
+          <w:rFonts w:hint="default" w:ascii="Arial" w:hAnsi="Arial" w:cs="Arial"/>
+          <w:sz w:val="24"/>
+          <w:szCs w:val="24"/>
+          <w:lang w:val="es-ES"/>
+        </w:rPr>
+      </w:pPr>
+      <w:r>
+        <w:rPr>
+          <w:rFonts w:hint="default" w:ascii="Arial" w:hAnsi="Arial" w:cs="Arial"/>
+          <w:sz w:val="24"/>
+          <w:szCs w:val="24"/>
           <w:lang w:val="es-ES"/>
         </w:rPr>
         <w:t>Prueba post Refactor:</w:t>
@@ -619,13 +954,27 @@
     <w:p>
       <w:pPr>
         <w:rPr>
-          <w:rFonts w:hint="default"/>
-          <w:lang w:val="es-ES"/>
-        </w:rPr>
-      </w:pPr>
-    </w:p>
-    <w:p>
-      <w:r>
+          <w:rFonts w:hint="default" w:ascii="Arial" w:hAnsi="Arial" w:cs="Arial"/>
+          <w:sz w:val="24"/>
+          <w:szCs w:val="24"/>
+          <w:lang w:val="es-ES"/>
+        </w:rPr>
+      </w:pPr>
+    </w:p>
+    <w:p>
+      <w:pPr>
+        <w:rPr>
+          <w:rFonts w:hint="default" w:ascii="Arial" w:hAnsi="Arial" w:cs="Arial"/>
+          <w:sz w:val="24"/>
+          <w:szCs w:val="24"/>
+        </w:rPr>
+      </w:pPr>
+      <w:r>
+        <w:rPr>
+          <w:rFonts w:hint="default" w:ascii="Arial" w:hAnsi="Arial" w:cs="Arial"/>
+          <w:sz w:val="24"/>
+          <w:szCs w:val="24"/>
+        </w:rPr>
         <w:drawing>
           <wp:inline distT="0" distB="0" distL="114300" distR="114300">
             <wp:extent cx="5272405" cy="3493135"/>
@@ -669,17 +1018,29 @@
         </w:drawing>
       </w:r>
     </w:p>
-    <w:p/>
-    <w:p>
-      <w:pPr>
-        <w:rPr>
-          <w:rFonts w:hint="default"/>
-          <w:lang w:val="es-ES"/>
-        </w:rPr>
-      </w:pPr>
-      <w:r>
-        <w:rPr>
-          <w:rFonts w:hint="default"/>
+    <w:p>
+      <w:pPr>
+        <w:rPr>
+          <w:rFonts w:hint="default" w:ascii="Arial" w:hAnsi="Arial" w:cs="Arial"/>
+          <w:sz w:val="24"/>
+          <w:szCs w:val="24"/>
+        </w:rPr>
+      </w:pPr>
+    </w:p>
+    <w:p>
+      <w:pPr>
+        <w:rPr>
+          <w:rFonts w:hint="default" w:ascii="Arial" w:hAnsi="Arial" w:cs="Arial"/>
+          <w:sz w:val="24"/>
+          <w:szCs w:val="24"/>
+          <w:lang w:val="es-ES"/>
+        </w:rPr>
+      </w:pPr>
+      <w:r>
+        <w:rPr>
+          <w:rFonts w:hint="default" w:ascii="Arial" w:hAnsi="Arial" w:cs="Arial"/>
+          <w:sz w:val="24"/>
+          <w:szCs w:val="24"/>
           <w:lang w:val="es-ES"/>
         </w:rPr>
         <w:t>Resultado Coverage Ejecutado:</w:t>
@@ -688,14 +1049,36 @@
     <w:p>
       <w:pPr>
         <w:rPr>
-          <w:rFonts w:hint="default"/>
-          <w:lang w:val="es-ES"/>
-        </w:rPr>
-      </w:pPr>
-    </w:p>
-    <w:p/>
-    <w:p>
-      <w:r>
+          <w:rFonts w:hint="default" w:ascii="Arial" w:hAnsi="Arial" w:cs="Arial"/>
+          <w:sz w:val="24"/>
+          <w:szCs w:val="24"/>
+          <w:lang w:val="es-ES"/>
+        </w:rPr>
+      </w:pPr>
+    </w:p>
+    <w:p>
+      <w:pPr>
+        <w:rPr>
+          <w:rFonts w:hint="default" w:ascii="Arial" w:hAnsi="Arial" w:cs="Arial"/>
+          <w:sz w:val="24"/>
+          <w:szCs w:val="24"/>
+        </w:rPr>
+      </w:pPr>
+    </w:p>
+    <w:p>
+      <w:pPr>
+        <w:rPr>
+          <w:rFonts w:hint="default" w:ascii="Arial" w:hAnsi="Arial" w:cs="Arial"/>
+          <w:sz w:val="24"/>
+          <w:szCs w:val="24"/>
+        </w:rPr>
+      </w:pPr>
+      <w:r>
+        <w:rPr>
+          <w:rFonts w:hint="default" w:ascii="Arial" w:hAnsi="Arial" w:cs="Arial"/>
+          <w:sz w:val="24"/>
+          <w:szCs w:val="24"/>
+        </w:rPr>
         <w:drawing>
           <wp:inline distT="0" distB="0" distL="114300" distR="114300">
             <wp:extent cx="5267325" cy="1708785"/>
@@ -739,17 +1122,29 @@
         </w:drawing>
       </w:r>
     </w:p>
-    <w:p/>
-    <w:p>
-      <w:pPr>
-        <w:rPr>
-          <w:rFonts w:hint="default"/>
-          <w:lang w:val="es-ES"/>
-        </w:rPr>
-      </w:pPr>
-      <w:r>
-        <w:rPr>
-          <w:rFonts w:hint="default"/>
+    <w:p>
+      <w:pPr>
+        <w:rPr>
+          <w:rFonts w:hint="default" w:ascii="Arial" w:hAnsi="Arial" w:cs="Arial"/>
+          <w:sz w:val="24"/>
+          <w:szCs w:val="24"/>
+        </w:rPr>
+      </w:pPr>
+    </w:p>
+    <w:p>
+      <w:pPr>
+        <w:rPr>
+          <w:rFonts w:hint="default" w:ascii="Arial" w:hAnsi="Arial" w:cs="Arial"/>
+          <w:sz w:val="24"/>
+          <w:szCs w:val="24"/>
+          <w:lang w:val="es-ES"/>
+        </w:rPr>
+      </w:pPr>
+      <w:r>
+        <w:rPr>
+          <w:rFonts w:hint="default" w:ascii="Arial" w:hAnsi="Arial" w:cs="Arial"/>
+          <w:sz w:val="24"/>
+          <w:szCs w:val="24"/>
           <w:lang w:val="es-ES"/>
         </w:rPr>
         <w:t>Resultado coverage con JACOCO:</w:t>
@@ -758,13 +1153,27 @@
     <w:p>
       <w:pPr>
         <w:rPr>
-          <w:rFonts w:hint="default"/>
-          <w:lang w:val="es-ES"/>
-        </w:rPr>
-      </w:pPr>
-    </w:p>
-    <w:p>
-      <w:r>
+          <w:rFonts w:hint="default" w:ascii="Arial" w:hAnsi="Arial" w:cs="Arial"/>
+          <w:sz w:val="24"/>
+          <w:szCs w:val="24"/>
+          <w:lang w:val="es-ES"/>
+        </w:rPr>
+      </w:pPr>
+    </w:p>
+    <w:p>
+      <w:pPr>
+        <w:rPr>
+          <w:rFonts w:hint="default" w:ascii="Arial" w:hAnsi="Arial" w:cs="Arial"/>
+          <w:sz w:val="24"/>
+          <w:szCs w:val="24"/>
+        </w:rPr>
+      </w:pPr>
+      <w:r>
+        <w:rPr>
+          <w:rFonts w:hint="default" w:ascii="Arial" w:hAnsi="Arial" w:cs="Arial"/>
+          <w:sz w:val="24"/>
+          <w:szCs w:val="24"/>
+        </w:rPr>
         <w:drawing>
           <wp:inline distT="0" distB="0" distL="114300" distR="114300">
             <wp:extent cx="5271770" cy="1162685"/>
@@ -809,7 +1218,19 @@
       </w:r>
     </w:p>
     <w:p>
-      <w:r>
+      <w:pPr>
+        <w:rPr>
+          <w:rFonts w:hint="default" w:ascii="Arial" w:hAnsi="Arial" w:cs="Arial"/>
+          <w:sz w:val="24"/>
+          <w:szCs w:val="24"/>
+        </w:rPr>
+      </w:pPr>
+      <w:r>
+        <w:rPr>
+          <w:rFonts w:hint="default" w:ascii="Arial" w:hAnsi="Arial" w:cs="Arial"/>
+          <w:sz w:val="24"/>
+          <w:szCs w:val="24"/>
+        </w:rPr>
         <w:drawing>
           <wp:inline distT="0" distB="0" distL="114300" distR="114300">
             <wp:extent cx="5269230" cy="1480820"/>
@@ -856,11 +1277,17 @@
     <w:p>
       <w:pPr>
         <w:rPr>
-          <w:rFonts w:hint="default"/>
-          <w:lang w:val="es-ES"/>
-        </w:rPr>
-      </w:pPr>
-      <w:r>
+          <w:rFonts w:hint="default" w:ascii="Arial" w:hAnsi="Arial" w:cs="Arial"/>
+          <w:sz w:val="24"/>
+          <w:szCs w:val="24"/>
+        </w:rPr>
+      </w:pPr>
+      <w:r>
+        <w:rPr>
+          <w:rFonts w:hint="default" w:ascii="Arial" w:hAnsi="Arial" w:cs="Arial"/>
+          <w:sz w:val="24"/>
+          <w:szCs w:val="24"/>
+        </w:rPr>
         <w:drawing>
           <wp:inline distT="0" distB="0" distL="114300" distR="114300">
             <wp:extent cx="5273040" cy="1284605"/>
@@ -903,8 +1330,1022 @@
           </wp:inline>
         </w:drawing>
       </w:r>
-      <w:bookmarkStart w:id="0" w:name="_GoBack"/>
-      <w:bookmarkEnd w:id="0"/>
+    </w:p>
+    <w:p>
+      <w:pPr>
+        <w:rPr>
+          <w:rFonts w:hint="default" w:ascii="Arial" w:hAnsi="Arial" w:cs="Arial"/>
+          <w:b/>
+          <w:bCs/>
+          <w:sz w:val="24"/>
+          <w:szCs w:val="24"/>
+          <w:lang w:val="es-ES"/>
+        </w:rPr>
+      </w:pPr>
+      <w:r>
+        <w:rPr>
+          <w:rFonts w:hint="default" w:ascii="Arial" w:hAnsi="Arial" w:cs="Arial"/>
+          <w:b/>
+          <w:bCs/>
+          <w:sz w:val="24"/>
+          <w:szCs w:val="24"/>
+          <w:lang w:val="es-ES"/>
+        </w:rPr>
+        <w:t>Reflexion Final:</w:t>
+      </w:r>
+    </w:p>
+    <w:p>
+      <w:pPr>
+        <w:rPr>
+          <w:rFonts w:hint="default" w:ascii="Arial" w:hAnsi="Arial" w:cs="Arial"/>
+          <w:sz w:val="24"/>
+          <w:szCs w:val="24"/>
+          <w:lang w:val="es-ES"/>
+        </w:rPr>
+      </w:pPr>
+    </w:p>
+    <w:p>
+      <w:pPr>
+        <w:pStyle w:val="2"/>
+        <w:keepNext w:val="0"/>
+        <w:keepLines w:val="0"/>
+        <w:widowControl/>
+        <w:suppressLineNumbers w:val="0"/>
+        <w:rPr>
+          <w:rFonts w:hint="default" w:ascii="Arial" w:hAnsi="Arial" w:cs="Arial"/>
+          <w:sz w:val="24"/>
+          <w:szCs w:val="24"/>
+        </w:rPr>
+      </w:pPr>
+      <w:r>
+        <w:rPr>
+          <w:rFonts w:hint="default" w:ascii="Arial" w:hAnsi="Arial" w:cs="Arial"/>
+          <w:sz w:val="24"/>
+          <w:szCs w:val="24"/>
+        </w:rPr>
+        <w:t>¿Qué escenarios no se cubrieron y por qué?</w:t>
+      </w:r>
+    </w:p>
+    <w:p>
+      <w:pPr>
+        <w:pStyle w:val="7"/>
+        <w:keepNext w:val="0"/>
+        <w:keepLines w:val="0"/>
+        <w:widowControl/>
+        <w:suppressLineNumbers w:val="0"/>
+        <w:spacing w:before="0" w:beforeAutospacing="1" w:after="0" w:afterAutospacing="1"/>
+        <w:ind w:left="0" w:right="0"/>
+        <w:rPr>
+          <w:rFonts w:hint="default" w:ascii="Arial" w:hAnsi="Arial" w:cs="Arial"/>
+          <w:sz w:val="24"/>
+          <w:szCs w:val="24"/>
+        </w:rPr>
+      </w:pPr>
+      <w:r>
+        <w:rPr>
+          <w:rFonts w:hint="default" w:ascii="Arial" w:hAnsi="Arial" w:cs="Arial"/>
+          <w:sz w:val="24"/>
+          <w:szCs w:val="24"/>
+        </w:rPr>
+        <w:t>Durante el desarrollo se cubrieron los cuatro casos principales: persona válida, persona fallecida, menor de edad y edad inválida. Sin embargo, quedaron sin cubrir algunos escenarios:</w:t>
+      </w:r>
+    </w:p>
+    <w:p>
+      <w:pPr>
+        <w:pStyle w:val="7"/>
+        <w:keepNext w:val="0"/>
+        <w:keepLines w:val="0"/>
+        <w:widowControl/>
+        <w:suppressLineNumbers w:val="0"/>
+        <w:spacing w:before="0" w:beforeAutospacing="1" w:after="0" w:afterAutospacing="1"/>
+        <w:ind w:left="0" w:right="0"/>
+        <w:rPr>
+          <w:rFonts w:hint="default" w:ascii="Arial" w:hAnsi="Arial" w:cs="Arial"/>
+          <w:sz w:val="24"/>
+          <w:szCs w:val="24"/>
+        </w:rPr>
+      </w:pPr>
+      <w:r>
+        <w:rPr>
+          <w:rStyle w:val="6"/>
+          <w:rFonts w:hint="default" w:ascii="Arial" w:hAnsi="Arial" w:cs="Arial"/>
+          <w:sz w:val="24"/>
+          <w:szCs w:val="24"/>
+        </w:rPr>
+        <w:t>Valores límite exactos:</w:t>
+      </w:r>
+      <w:r>
+        <w:rPr>
+          <w:rFonts w:hint="default" w:ascii="Arial" w:hAnsi="Arial" w:cs="Arial"/>
+          <w:sz w:val="24"/>
+          <w:szCs w:val="24"/>
+        </w:rPr>
+        <w:t xml:space="preserve"> no se probó la edad exacta de 18 años (el borde entre UNDERAGE y VALID), ni la edad 0, ni la edad 120 (máximo válido), ni la edad 121. Estos bordes son los más propensos a errores de comparación (usar </w:t>
+      </w:r>
+      <w:r>
+        <w:rPr>
+          <w:rStyle w:val="5"/>
+          <w:rFonts w:hint="default" w:ascii="Arial" w:hAnsi="Arial" w:cs="Arial"/>
+          <w:sz w:val="24"/>
+          <w:szCs w:val="24"/>
+        </w:rPr>
+        <w:t>&lt;</w:t>
+      </w:r>
+      <w:r>
+        <w:rPr>
+          <w:rFonts w:hint="default" w:ascii="Arial" w:hAnsi="Arial" w:cs="Arial"/>
+          <w:sz w:val="24"/>
+          <w:szCs w:val="24"/>
+        </w:rPr>
+        <w:t xml:space="preserve"> en vez de </w:t>
+      </w:r>
+      <w:r>
+        <w:rPr>
+          <w:rStyle w:val="5"/>
+          <w:rFonts w:hint="default" w:ascii="Arial" w:hAnsi="Arial" w:cs="Arial"/>
+          <w:sz w:val="24"/>
+          <w:szCs w:val="24"/>
+        </w:rPr>
+        <w:t>&lt;=</w:t>
+      </w:r>
+      <w:r>
+        <w:rPr>
+          <w:rFonts w:hint="default" w:ascii="Arial" w:hAnsi="Arial" w:cs="Arial"/>
+          <w:sz w:val="24"/>
+          <w:szCs w:val="24"/>
+        </w:rPr>
+        <w:t>) y debería haberse probado cada uno.</w:t>
+      </w:r>
+    </w:p>
+    <w:p>
+      <w:pPr>
+        <w:pStyle w:val="7"/>
+        <w:keepNext w:val="0"/>
+        <w:keepLines w:val="0"/>
+        <w:widowControl/>
+        <w:suppressLineNumbers w:val="0"/>
+        <w:spacing w:before="0" w:beforeAutospacing="1" w:after="0" w:afterAutospacing="1"/>
+        <w:ind w:left="0" w:right="0"/>
+        <w:rPr>
+          <w:rFonts w:hint="default" w:ascii="Arial" w:hAnsi="Arial" w:cs="Arial"/>
+          <w:sz w:val="24"/>
+          <w:szCs w:val="24"/>
+        </w:rPr>
+      </w:pPr>
+      <w:r>
+        <w:rPr>
+          <w:rStyle w:val="6"/>
+          <w:rFonts w:hint="default" w:ascii="Arial" w:hAnsi="Arial" w:cs="Arial"/>
+          <w:sz w:val="24"/>
+          <w:szCs w:val="24"/>
+        </w:rPr>
+        <w:t>Persona nula:</w:t>
+      </w:r>
+      <w:r>
+        <w:rPr>
+          <w:rFonts w:hint="default" w:ascii="Arial" w:hAnsi="Arial" w:cs="Arial"/>
+          <w:sz w:val="24"/>
+          <w:szCs w:val="24"/>
+        </w:rPr>
+        <w:t xml:space="preserve"> aunque el código final de </w:t>
+      </w:r>
+      <w:r>
+        <w:rPr>
+          <w:rStyle w:val="5"/>
+          <w:rFonts w:hint="default" w:ascii="Arial" w:hAnsi="Arial" w:cs="Arial"/>
+          <w:sz w:val="24"/>
+          <w:szCs w:val="24"/>
+        </w:rPr>
+        <w:t>Registry</w:t>
+      </w:r>
+      <w:r>
+        <w:rPr>
+          <w:rFonts w:hint="default" w:ascii="Arial" w:hAnsi="Arial" w:cs="Arial"/>
+          <w:sz w:val="24"/>
+          <w:szCs w:val="24"/>
+        </w:rPr>
+        <w:t xml:space="preserve"> tiene una guarda para </w:t>
+      </w:r>
+      <w:r>
+        <w:rPr>
+          <w:rStyle w:val="5"/>
+          <w:rFonts w:hint="default" w:ascii="Arial" w:hAnsi="Arial" w:cs="Arial"/>
+          <w:sz w:val="24"/>
+          <w:szCs w:val="24"/>
+        </w:rPr>
+        <w:t>p == null</w:t>
+      </w:r>
+      <w:r>
+        <w:rPr>
+          <w:rFonts w:hint="default" w:ascii="Arial" w:hAnsi="Arial" w:cs="Arial"/>
+          <w:sz w:val="24"/>
+          <w:szCs w:val="24"/>
+        </w:rPr>
+        <w:t>, no existe una prueba unitaria que verifique explícitamente ese comportamiento.</w:t>
+      </w:r>
+    </w:p>
+    <w:p>
+      <w:pPr>
+        <w:pStyle w:val="7"/>
+        <w:keepNext w:val="0"/>
+        <w:keepLines w:val="0"/>
+        <w:widowControl/>
+        <w:suppressLineNumbers w:val="0"/>
+        <w:spacing w:before="0" w:beforeAutospacing="1" w:after="0" w:afterAutospacing="1"/>
+        <w:ind w:left="0" w:right="0"/>
+        <w:rPr>
+          <w:rFonts w:hint="default" w:ascii="Arial" w:hAnsi="Arial" w:cs="Arial"/>
+          <w:sz w:val="24"/>
+          <w:szCs w:val="24"/>
+        </w:rPr>
+      </w:pPr>
+      <w:r>
+        <w:rPr>
+          <w:rStyle w:val="6"/>
+          <w:rFonts w:hint="default" w:ascii="Arial" w:hAnsi="Arial" w:cs="Arial"/>
+          <w:sz w:val="24"/>
+          <w:szCs w:val="24"/>
+        </w:rPr>
+        <w:t>Documento duplicado:</w:t>
+      </w:r>
+      <w:r>
+        <w:rPr>
+          <w:rFonts w:hint="default" w:ascii="Arial" w:hAnsi="Arial" w:cs="Arial"/>
+          <w:sz w:val="24"/>
+          <w:szCs w:val="24"/>
+        </w:rPr>
+        <w:t xml:space="preserve"> no existe ninguna prueba para el caso DUPLICATED porque la clase </w:t>
+      </w:r>
+      <w:r>
+        <w:rPr>
+          <w:rStyle w:val="5"/>
+          <w:rFonts w:hint="default" w:ascii="Arial" w:hAnsi="Arial" w:cs="Arial"/>
+          <w:sz w:val="24"/>
+          <w:szCs w:val="24"/>
+        </w:rPr>
+        <w:t>Registry</w:t>
+      </w:r>
+      <w:r>
+        <w:rPr>
+          <w:rFonts w:hint="default" w:ascii="Arial" w:hAnsi="Arial" w:cs="Arial"/>
+          <w:sz w:val="24"/>
+          <w:szCs w:val="24"/>
+        </w:rPr>
+        <w:t xml:space="preserve"> actual no tiene la capacidad de recordar qué personas ya se registraron. Para cubrir ese escenario se necesitaría primero agregar un repositorio de votantes a la clase.</w:t>
+      </w:r>
+    </w:p>
+    <w:p>
+      <w:pPr>
+        <w:pStyle w:val="7"/>
+        <w:keepNext w:val="0"/>
+        <w:keepLines w:val="0"/>
+        <w:widowControl/>
+        <w:suppressLineNumbers w:val="0"/>
+        <w:spacing w:before="0" w:beforeAutospacing="1" w:after="0" w:afterAutospacing="1"/>
+        <w:ind w:left="0" w:right="0"/>
+        <w:rPr>
+          <w:rFonts w:hint="default" w:ascii="Arial" w:hAnsi="Arial" w:cs="Arial"/>
+          <w:sz w:val="24"/>
+          <w:szCs w:val="24"/>
+        </w:rPr>
+      </w:pPr>
+      <w:r>
+        <w:rPr>
+          <w:rFonts w:hint="default" w:ascii="Arial" w:hAnsi="Arial" w:cs="Arial"/>
+          <w:sz w:val="24"/>
+          <w:szCs w:val="24"/>
+        </w:rPr>
+        <w:t>Estos escenarios no se cubrieron principalmente por tratarse de una primera implementación guiada por TDD básico, donde el objetivo fue establecer el ciclo Rojo-Verde-Refactor con los casos más representativos de cada regla de negocio.</w:t>
+      </w:r>
+    </w:p>
+    <w:p>
+      <w:pPr>
+        <w:keepNext w:val="0"/>
+        <w:keepLines w:val="0"/>
+        <w:widowControl/>
+        <w:suppressLineNumbers w:val="0"/>
+        <w:rPr>
+          <w:rFonts w:hint="default" w:ascii="Arial" w:hAnsi="Arial" w:cs="Arial"/>
+          <w:sz w:val="24"/>
+          <w:szCs w:val="24"/>
+        </w:rPr>
+      </w:pPr>
+    </w:p>
+    <w:p>
+      <w:pPr>
+        <w:keepNext w:val="0"/>
+        <w:keepLines w:val="0"/>
+        <w:widowControl/>
+        <w:suppressLineNumbers w:val="0"/>
+        <w:rPr>
+          <w:rFonts w:hint="default" w:ascii="Arial" w:hAnsi="Arial" w:cs="Arial"/>
+          <w:sz w:val="24"/>
+          <w:szCs w:val="24"/>
+        </w:rPr>
+      </w:pPr>
+    </w:p>
+    <w:p>
+      <w:pPr>
+        <w:keepNext w:val="0"/>
+        <w:keepLines w:val="0"/>
+        <w:widowControl/>
+        <w:suppressLineNumbers w:val="0"/>
+        <w:rPr>
+          <w:rFonts w:hint="default" w:ascii="Arial" w:hAnsi="Arial" w:cs="Arial"/>
+          <w:sz w:val="24"/>
+          <w:szCs w:val="24"/>
+        </w:rPr>
+      </w:pPr>
+    </w:p>
+    <w:p>
+      <w:pPr>
+        <w:keepNext w:val="0"/>
+        <w:keepLines w:val="0"/>
+        <w:widowControl/>
+        <w:suppressLineNumbers w:val="0"/>
+        <w:rPr>
+          <w:rFonts w:hint="default" w:ascii="Arial" w:hAnsi="Arial" w:cs="Arial"/>
+          <w:sz w:val="24"/>
+          <w:szCs w:val="24"/>
+        </w:rPr>
+      </w:pPr>
+    </w:p>
+    <w:p>
+      <w:pPr>
+        <w:keepNext w:val="0"/>
+        <w:keepLines w:val="0"/>
+        <w:widowControl/>
+        <w:suppressLineNumbers w:val="0"/>
+        <w:rPr>
+          <w:rFonts w:hint="default" w:ascii="Arial" w:hAnsi="Arial" w:cs="Arial"/>
+          <w:sz w:val="24"/>
+          <w:szCs w:val="24"/>
+        </w:rPr>
+      </w:pPr>
+    </w:p>
+    <w:p>
+      <w:pPr>
+        <w:keepNext w:val="0"/>
+        <w:keepLines w:val="0"/>
+        <w:widowControl/>
+        <w:suppressLineNumbers w:val="0"/>
+        <w:rPr>
+          <w:rFonts w:hint="default" w:ascii="Arial" w:hAnsi="Arial" w:cs="Arial"/>
+          <w:sz w:val="24"/>
+          <w:szCs w:val="24"/>
+        </w:rPr>
+      </w:pPr>
+    </w:p>
+    <w:p>
+      <w:pPr>
+        <w:keepNext w:val="0"/>
+        <w:keepLines w:val="0"/>
+        <w:widowControl/>
+        <w:suppressLineNumbers w:val="0"/>
+        <w:rPr>
+          <w:rFonts w:hint="default" w:ascii="Arial" w:hAnsi="Arial" w:cs="Arial"/>
+          <w:sz w:val="24"/>
+          <w:szCs w:val="24"/>
+        </w:rPr>
+      </w:pPr>
+      <w:r>
+        <w:rPr>
+          <w:rFonts w:hint="default" w:ascii="Arial" w:hAnsi="Arial" w:cs="Arial"/>
+          <w:sz w:val="24"/>
+          <w:szCs w:val="24"/>
+        </w:rPr>
+        <w:pict>
+          <v:rect id="_x0000_i1025" o:spt="1" style="height:1.5pt;width:432pt;" fillcolor="#A0A0A0" filled="t" stroked="f" coordsize="21600,21600" o:hr="t" o:hrstd="t" o:hralign="center">
+            <v:path/>
+            <v:fill on="t" focussize="0,0"/>
+            <v:stroke on="f"/>
+            <v:imagedata o:title=""/>
+            <o:lock v:ext="edit"/>
+            <w10:wrap type="none"/>
+            <w10:anchorlock/>
+          </v:rect>
+        </w:pict>
+      </w:r>
+    </w:p>
+    <w:p>
+      <w:pPr>
+        <w:pStyle w:val="2"/>
+        <w:keepNext w:val="0"/>
+        <w:keepLines w:val="0"/>
+        <w:widowControl/>
+        <w:suppressLineNumbers w:val="0"/>
+        <w:rPr>
+          <w:rFonts w:hint="default" w:ascii="Arial" w:hAnsi="Arial" w:cs="Arial"/>
+          <w:sz w:val="24"/>
+          <w:szCs w:val="24"/>
+        </w:rPr>
+      </w:pPr>
+      <w:r>
+        <w:rPr>
+          <w:rFonts w:hint="default" w:ascii="Arial" w:hAnsi="Arial" w:cs="Arial"/>
+          <w:sz w:val="24"/>
+          <w:szCs w:val="24"/>
+        </w:rPr>
+        <w:t>¿Qué defectos reales detectaron los tests?</w:t>
+      </w:r>
+    </w:p>
+    <w:p>
+      <w:pPr>
+        <w:pStyle w:val="7"/>
+        <w:keepNext w:val="0"/>
+        <w:keepLines w:val="0"/>
+        <w:widowControl/>
+        <w:suppressLineNumbers w:val="0"/>
+        <w:spacing w:before="0" w:beforeAutospacing="1" w:after="0" w:afterAutospacing="1"/>
+        <w:ind w:left="0" w:right="0"/>
+        <w:rPr>
+          <w:rFonts w:hint="default" w:ascii="Arial" w:hAnsi="Arial" w:cs="Arial"/>
+          <w:sz w:val="24"/>
+          <w:szCs w:val="24"/>
+        </w:rPr>
+      </w:pPr>
+      <w:r>
+        <w:rPr>
+          <w:rFonts w:hint="default" w:ascii="Arial" w:hAnsi="Arial" w:cs="Arial"/>
+          <w:sz w:val="24"/>
+          <w:szCs w:val="24"/>
+        </w:rPr>
+        <w:t>En TDD el proceso de detección de defectos ocurre en la fase ROJO de cada ciclo: la prueba falla porque el comportamiento esperado aún no existe, lo que revela que el código tiene un "defecto" respecto a la regla de negocio.</w:t>
+      </w:r>
+    </w:p>
+    <w:p>
+      <w:pPr>
+        <w:pStyle w:val="7"/>
+        <w:keepNext w:val="0"/>
+        <w:keepLines w:val="0"/>
+        <w:widowControl/>
+        <w:suppressLineNumbers w:val="0"/>
+        <w:spacing w:before="0" w:beforeAutospacing="1" w:after="0" w:afterAutospacing="1"/>
+        <w:ind w:left="0" w:right="0"/>
+        <w:rPr>
+          <w:rFonts w:hint="default" w:ascii="Arial" w:hAnsi="Arial" w:cs="Arial"/>
+          <w:sz w:val="24"/>
+          <w:szCs w:val="24"/>
+        </w:rPr>
+      </w:pPr>
+      <w:r>
+        <w:rPr>
+          <w:rFonts w:hint="default" w:ascii="Arial" w:hAnsi="Arial" w:cs="Arial"/>
+          <w:sz w:val="24"/>
+          <w:szCs w:val="24"/>
+        </w:rPr>
+        <w:t>En este proyecto se detectaron tres defectos a través del proceso TDD:</w:t>
+      </w:r>
+    </w:p>
+    <w:p>
+      <w:pPr>
+        <w:pStyle w:val="7"/>
+        <w:keepNext w:val="0"/>
+        <w:keepLines w:val="0"/>
+        <w:widowControl/>
+        <w:suppressLineNumbers w:val="0"/>
+        <w:spacing w:before="0" w:beforeAutospacing="1" w:after="0" w:afterAutospacing="1"/>
+        <w:ind w:left="0" w:right="0"/>
+        <w:rPr>
+          <w:rFonts w:hint="default" w:ascii="Arial" w:hAnsi="Arial" w:cs="Arial"/>
+          <w:sz w:val="24"/>
+          <w:szCs w:val="24"/>
+        </w:rPr>
+      </w:pPr>
+      <w:r>
+        <w:rPr>
+          <w:rStyle w:val="6"/>
+          <w:rFonts w:hint="default" w:ascii="Arial" w:hAnsi="Arial" w:cs="Arial"/>
+          <w:sz w:val="24"/>
+          <w:szCs w:val="24"/>
+        </w:rPr>
+        <w:t>Defecto 1:</w:t>
+      </w:r>
+      <w:r>
+        <w:rPr>
+          <w:rFonts w:hint="default" w:ascii="Arial" w:hAnsi="Arial" w:cs="Arial"/>
+          <w:sz w:val="24"/>
+          <w:szCs w:val="24"/>
+        </w:rPr>
+        <w:t xml:space="preserve"> la versión inicial de </w:t>
+      </w:r>
+      <w:r>
+        <w:rPr>
+          <w:rStyle w:val="5"/>
+          <w:rFonts w:hint="default" w:ascii="Arial" w:hAnsi="Arial" w:cs="Arial"/>
+          <w:sz w:val="24"/>
+          <w:szCs w:val="24"/>
+        </w:rPr>
+        <w:t>Registry.registerVoter()</w:t>
+      </w:r>
+      <w:r>
+        <w:rPr>
+          <w:rFonts w:hint="default" w:ascii="Arial" w:hAnsi="Arial" w:cs="Arial"/>
+          <w:sz w:val="24"/>
+          <w:szCs w:val="24"/>
+        </w:rPr>
+        <w:t xml:space="preserve"> devolvía siempre </w:t>
+      </w:r>
+      <w:r>
+        <w:rPr>
+          <w:rStyle w:val="5"/>
+          <w:rFonts w:hint="default" w:ascii="Arial" w:hAnsi="Arial" w:cs="Arial"/>
+          <w:sz w:val="24"/>
+          <w:szCs w:val="24"/>
+        </w:rPr>
+        <w:t>VALID</w:t>
+      </w:r>
+      <w:r>
+        <w:rPr>
+          <w:rFonts w:hint="default" w:ascii="Arial" w:hAnsi="Arial" w:cs="Arial"/>
+          <w:sz w:val="24"/>
+          <w:szCs w:val="24"/>
+        </w:rPr>
+        <w:t xml:space="preserve"> sin importar si la persona estaba fallecida. La prueba </w:t>
+      </w:r>
+      <w:r>
+        <w:rPr>
+          <w:rStyle w:val="5"/>
+          <w:rFonts w:hint="default" w:ascii="Arial" w:hAnsi="Arial" w:cs="Arial"/>
+          <w:sz w:val="24"/>
+          <w:szCs w:val="24"/>
+        </w:rPr>
+        <w:t>deberiaRechazarPersonaFallecida</w:t>
+      </w:r>
+      <w:r>
+        <w:rPr>
+          <w:rFonts w:hint="default" w:ascii="Arial" w:hAnsi="Arial" w:cs="Arial"/>
+          <w:sz w:val="24"/>
+          <w:szCs w:val="24"/>
+        </w:rPr>
+        <w:t xml:space="preserve"> lo detectó al fallar en ROJO, obligando a implementar la validación </w:t>
+      </w:r>
+      <w:r>
+        <w:rPr>
+          <w:rStyle w:val="5"/>
+          <w:rFonts w:hint="default" w:ascii="Arial" w:hAnsi="Arial" w:cs="Arial"/>
+          <w:sz w:val="24"/>
+          <w:szCs w:val="24"/>
+        </w:rPr>
+        <w:t>if (!p.isAlive())</w:t>
+      </w:r>
+      <w:r>
+        <w:rPr>
+          <w:rFonts w:hint="default" w:ascii="Arial" w:hAnsi="Arial" w:cs="Arial"/>
+          <w:sz w:val="24"/>
+          <w:szCs w:val="24"/>
+        </w:rPr>
+        <w:t>.</w:t>
+      </w:r>
+    </w:p>
+    <w:p>
+      <w:pPr>
+        <w:pStyle w:val="7"/>
+        <w:keepNext w:val="0"/>
+        <w:keepLines w:val="0"/>
+        <w:widowControl/>
+        <w:suppressLineNumbers w:val="0"/>
+        <w:spacing w:before="0" w:beforeAutospacing="1" w:after="0" w:afterAutospacing="1"/>
+        <w:ind w:left="0" w:right="0"/>
+        <w:rPr>
+          <w:rFonts w:hint="default" w:ascii="Arial" w:hAnsi="Arial" w:cs="Arial"/>
+          <w:sz w:val="24"/>
+          <w:szCs w:val="24"/>
+        </w:rPr>
+      </w:pPr>
+      <w:r>
+        <w:rPr>
+          <w:rStyle w:val="6"/>
+          <w:rFonts w:hint="default" w:ascii="Arial" w:hAnsi="Arial" w:cs="Arial"/>
+          <w:sz w:val="24"/>
+          <w:szCs w:val="24"/>
+        </w:rPr>
+        <w:t>Defecto 2:</w:t>
+      </w:r>
+      <w:r>
+        <w:rPr>
+          <w:rFonts w:hint="default" w:ascii="Arial" w:hAnsi="Arial" w:cs="Arial"/>
+          <w:sz w:val="24"/>
+          <w:szCs w:val="24"/>
+        </w:rPr>
+        <w:t xml:space="preserve"> el método no validaba la edad del votante. La prueba </w:t>
+      </w:r>
+      <w:r>
+        <w:rPr>
+          <w:rStyle w:val="5"/>
+          <w:rFonts w:hint="default" w:ascii="Arial" w:hAnsi="Arial" w:cs="Arial"/>
+          <w:sz w:val="24"/>
+          <w:szCs w:val="24"/>
+        </w:rPr>
+        <w:t>deberiaRechazarMenorDeEdad</w:t>
+      </w:r>
+      <w:r>
+        <w:rPr>
+          <w:rFonts w:hint="default" w:ascii="Arial" w:hAnsi="Arial" w:cs="Arial"/>
+          <w:sz w:val="24"/>
+          <w:szCs w:val="24"/>
+        </w:rPr>
+        <w:t xml:space="preserve"> detectó que una persona de 17 años era aceptada incorrectamente como VALID, lo que llevó a implementar el límite de mayoría de edad.</w:t>
+      </w:r>
+    </w:p>
+    <w:p>
+      <w:pPr>
+        <w:pStyle w:val="7"/>
+        <w:keepNext w:val="0"/>
+        <w:keepLines w:val="0"/>
+        <w:widowControl/>
+        <w:suppressLineNumbers w:val="0"/>
+        <w:spacing w:before="0" w:beforeAutospacing="1" w:after="0" w:afterAutospacing="1"/>
+        <w:ind w:left="0" w:right="0"/>
+        <w:rPr>
+          <w:rFonts w:hint="default" w:ascii="Arial" w:hAnsi="Arial" w:cs="Arial"/>
+          <w:sz w:val="24"/>
+          <w:szCs w:val="24"/>
+        </w:rPr>
+      </w:pPr>
+      <w:r>
+        <w:rPr>
+          <w:rStyle w:val="6"/>
+          <w:rFonts w:hint="default" w:ascii="Arial" w:hAnsi="Arial" w:cs="Arial"/>
+          <w:sz w:val="24"/>
+          <w:szCs w:val="24"/>
+        </w:rPr>
+        <w:t>Defecto 3:</w:t>
+      </w:r>
+      <w:r>
+        <w:rPr>
+          <w:rFonts w:hint="default" w:ascii="Arial" w:hAnsi="Arial" w:cs="Arial"/>
+          <w:sz w:val="24"/>
+          <w:szCs w:val="24"/>
+        </w:rPr>
+        <w:t xml:space="preserve"> el método aceptaba edades imposibles como valores negativos. La prueba </w:t>
+      </w:r>
+      <w:r>
+        <w:rPr>
+          <w:rStyle w:val="5"/>
+          <w:rFonts w:hint="default" w:ascii="Arial" w:hAnsi="Arial" w:cs="Arial"/>
+          <w:sz w:val="24"/>
+          <w:szCs w:val="24"/>
+        </w:rPr>
+        <w:t>deberiaRechazarEdadInvalida</w:t>
+      </w:r>
+      <w:r>
+        <w:rPr>
+          <w:rFonts w:hint="default" w:ascii="Arial" w:hAnsi="Arial" w:cs="Arial"/>
+          <w:sz w:val="24"/>
+          <w:szCs w:val="24"/>
+        </w:rPr>
+        <w:t xml:space="preserve"> detectó que una edad de -1 producía VALID en lugar de INVALID_AGE, lo que llevó a agregar la validación de rango.</w:t>
+      </w:r>
+    </w:p>
+    <w:p>
+      <w:pPr>
+        <w:keepNext w:val="0"/>
+        <w:keepLines w:val="0"/>
+        <w:widowControl/>
+        <w:suppressLineNumbers w:val="0"/>
+        <w:rPr>
+          <w:rFonts w:hint="default" w:ascii="Arial" w:hAnsi="Arial" w:cs="Arial"/>
+          <w:sz w:val="24"/>
+          <w:szCs w:val="24"/>
+        </w:rPr>
+      </w:pPr>
+      <w:r>
+        <w:rPr>
+          <w:rFonts w:hint="default" w:ascii="Arial" w:hAnsi="Arial" w:cs="Arial"/>
+          <w:sz w:val="24"/>
+          <w:szCs w:val="24"/>
+        </w:rPr>
+        <w:pict>
+          <v:rect id="_x0000_i1026" o:spt="1" style="height:1.5pt;width:432pt;" fillcolor="#A0A0A0" filled="t" stroked="f" coordsize="21600,21600" o:hr="t" o:hrstd="t" o:hralign="center">
+            <v:path/>
+            <v:fill on="t" focussize="0,0"/>
+            <v:stroke on="f"/>
+            <v:imagedata o:title=""/>
+            <o:lock v:ext="edit"/>
+            <w10:wrap type="none"/>
+            <w10:anchorlock/>
+          </v:rect>
+        </w:pict>
+      </w:r>
+    </w:p>
+    <w:p>
+      <w:pPr>
+        <w:pStyle w:val="2"/>
+        <w:keepNext w:val="0"/>
+        <w:keepLines w:val="0"/>
+        <w:widowControl/>
+        <w:suppressLineNumbers w:val="0"/>
+        <w:rPr>
+          <w:rFonts w:hint="default" w:ascii="Arial" w:hAnsi="Arial" w:cs="Arial"/>
+          <w:sz w:val="24"/>
+          <w:szCs w:val="24"/>
+        </w:rPr>
+      </w:pPr>
+      <w:r>
+        <w:rPr>
+          <w:rFonts w:hint="default" w:ascii="Arial" w:hAnsi="Arial" w:cs="Arial"/>
+          <w:sz w:val="24"/>
+          <w:szCs w:val="24"/>
+        </w:rPr>
+        <w:t>¿Cómo mejorarías la clase Registry para facilitar su prueba?</w:t>
+      </w:r>
+    </w:p>
+    <w:p>
+      <w:pPr>
+        <w:pStyle w:val="7"/>
+        <w:keepNext w:val="0"/>
+        <w:keepLines w:val="0"/>
+        <w:widowControl/>
+        <w:suppressLineNumbers w:val="0"/>
+        <w:spacing w:before="0" w:beforeAutospacing="1" w:after="0" w:afterAutospacing="1"/>
+        <w:ind w:left="0" w:right="0"/>
+        <w:rPr>
+          <w:rFonts w:hint="default" w:ascii="Arial" w:hAnsi="Arial" w:cs="Arial"/>
+          <w:sz w:val="24"/>
+          <w:szCs w:val="24"/>
+        </w:rPr>
+      </w:pPr>
+      <w:r>
+        <w:rPr>
+          <w:rStyle w:val="6"/>
+          <w:rFonts w:hint="default" w:ascii="Arial" w:hAnsi="Arial" w:cs="Arial"/>
+          <w:sz w:val="24"/>
+          <w:szCs w:val="24"/>
+        </w:rPr>
+        <w:t>1. Inyección de dependencias para el repositorio:</w:t>
+      </w:r>
+      <w:r>
+        <w:rPr>
+          <w:rFonts w:hint="default" w:ascii="Arial" w:hAnsi="Arial" w:cs="Arial"/>
+          <w:sz w:val="24"/>
+          <w:szCs w:val="24"/>
+        </w:rPr>
+        <w:t xml:space="preserve"> actualmente </w:t>
+      </w:r>
+      <w:r>
+        <w:rPr>
+          <w:rStyle w:val="5"/>
+          <w:rFonts w:hint="default" w:ascii="Arial" w:hAnsi="Arial" w:cs="Arial"/>
+          <w:sz w:val="24"/>
+          <w:szCs w:val="24"/>
+        </w:rPr>
+        <w:t>Registry</w:t>
+      </w:r>
+      <w:r>
+        <w:rPr>
+          <w:rFonts w:hint="default" w:ascii="Arial" w:hAnsi="Arial" w:cs="Arial"/>
+          <w:sz w:val="24"/>
+          <w:szCs w:val="24"/>
+        </w:rPr>
+        <w:t xml:space="preserve"> no puede detectar documentos duplicados porque no tiene memoria de quién ya se registró. La mejora sería definir una interfaz </w:t>
+      </w:r>
+      <w:r>
+        <w:rPr>
+          <w:rStyle w:val="5"/>
+          <w:rFonts w:hint="default" w:ascii="Arial" w:hAnsi="Arial" w:cs="Arial"/>
+          <w:sz w:val="24"/>
+          <w:szCs w:val="24"/>
+        </w:rPr>
+        <w:t>VoterRepository</w:t>
+      </w:r>
+      <w:r>
+        <w:rPr>
+          <w:rFonts w:hint="default" w:ascii="Arial" w:hAnsi="Arial" w:cs="Arial"/>
+          <w:sz w:val="24"/>
+          <w:szCs w:val="24"/>
+        </w:rPr>
+        <w:t xml:space="preserve"> con métodos </w:t>
+      </w:r>
+      <w:r>
+        <w:rPr>
+          <w:rStyle w:val="5"/>
+          <w:rFonts w:hint="default" w:ascii="Arial" w:hAnsi="Arial" w:cs="Arial"/>
+          <w:sz w:val="24"/>
+          <w:szCs w:val="24"/>
+        </w:rPr>
+        <w:t>exists(int id)</w:t>
+      </w:r>
+      <w:r>
+        <w:rPr>
+          <w:rFonts w:hint="default" w:ascii="Arial" w:hAnsi="Arial" w:cs="Arial"/>
+          <w:sz w:val="24"/>
+          <w:szCs w:val="24"/>
+        </w:rPr>
+        <w:t xml:space="preserve"> y </w:t>
+      </w:r>
+      <w:r>
+        <w:rPr>
+          <w:rStyle w:val="5"/>
+          <w:rFonts w:hint="default" w:ascii="Arial" w:hAnsi="Arial" w:cs="Arial"/>
+          <w:sz w:val="24"/>
+          <w:szCs w:val="24"/>
+        </w:rPr>
+        <w:t>save(Persona p)</w:t>
+      </w:r>
+      <w:r>
+        <w:rPr>
+          <w:rFonts w:hint="default" w:ascii="Arial" w:hAnsi="Arial" w:cs="Arial"/>
+          <w:sz w:val="24"/>
+          <w:szCs w:val="24"/>
+        </w:rPr>
+        <w:t xml:space="preserve">, e inyectarla en el constructor de </w:t>
+      </w:r>
+      <w:r>
+        <w:rPr>
+          <w:rStyle w:val="5"/>
+          <w:rFonts w:hint="default" w:ascii="Arial" w:hAnsi="Arial" w:cs="Arial"/>
+          <w:sz w:val="24"/>
+          <w:szCs w:val="24"/>
+        </w:rPr>
+        <w:t>Registry</w:t>
+      </w:r>
+      <w:r>
+        <w:rPr>
+          <w:rFonts w:hint="default" w:ascii="Arial" w:hAnsi="Arial" w:cs="Arial"/>
+          <w:sz w:val="24"/>
+          <w:szCs w:val="24"/>
+        </w:rPr>
+        <w:t>. Esto permitiría usar un doble de prueba (mock o fake) en los tests sin necesitar una base de datos real.</w:t>
+      </w:r>
+    </w:p>
+    <w:p>
+      <w:pPr>
+        <w:pStyle w:val="7"/>
+        <w:keepNext w:val="0"/>
+        <w:keepLines w:val="0"/>
+        <w:widowControl/>
+        <w:suppressLineNumbers w:val="0"/>
+        <w:spacing w:before="0" w:beforeAutospacing="1" w:after="0" w:afterAutospacing="1"/>
+        <w:ind w:left="0" w:right="0"/>
+        <w:rPr>
+          <w:rFonts w:hint="default" w:ascii="Arial" w:hAnsi="Arial" w:cs="Arial"/>
+          <w:sz w:val="24"/>
+          <w:szCs w:val="24"/>
+        </w:rPr>
+      </w:pPr>
+      <w:r>
+        <w:rPr>
+          <w:rStyle w:val="6"/>
+          <w:rFonts w:hint="default" w:ascii="Arial" w:hAnsi="Arial" w:cs="Arial"/>
+          <w:sz w:val="24"/>
+          <w:szCs w:val="24"/>
+        </w:rPr>
+        <w:t>2. Separar la validación en métodos privados:</w:t>
+      </w:r>
+      <w:r>
+        <w:rPr>
+          <w:rFonts w:hint="default" w:ascii="Arial" w:hAnsi="Arial" w:cs="Arial"/>
+          <w:sz w:val="24"/>
+          <w:szCs w:val="24"/>
+        </w:rPr>
+        <w:t xml:space="preserve"> el método </w:t>
+      </w:r>
+      <w:r>
+        <w:rPr>
+          <w:rStyle w:val="5"/>
+          <w:rFonts w:hint="default" w:ascii="Arial" w:hAnsi="Arial" w:cs="Arial"/>
+          <w:sz w:val="24"/>
+          <w:szCs w:val="24"/>
+        </w:rPr>
+        <w:t>registerVoter</w:t>
+      </w:r>
+      <w:r>
+        <w:rPr>
+          <w:rFonts w:hint="default" w:ascii="Arial" w:hAnsi="Arial" w:cs="Arial"/>
+          <w:sz w:val="24"/>
+          <w:szCs w:val="24"/>
+        </w:rPr>
+        <w:t xml:space="preserve"> concentra todas las reglas en un solo bloque de </w:t>
+      </w:r>
+      <w:r>
+        <w:rPr>
+          <w:rStyle w:val="5"/>
+          <w:rFonts w:hint="default" w:ascii="Arial" w:hAnsi="Arial" w:cs="Arial"/>
+          <w:sz w:val="24"/>
+          <w:szCs w:val="24"/>
+        </w:rPr>
+        <w:t>if</w:t>
+      </w:r>
+      <w:r>
+        <w:rPr>
+          <w:rFonts w:hint="default" w:ascii="Arial" w:hAnsi="Arial" w:cs="Arial"/>
+          <w:sz w:val="24"/>
+          <w:szCs w:val="24"/>
+        </w:rPr>
+        <w:t xml:space="preserve">. Sería más fácil de probar y mantener si cada regla fuera un método privado descriptivo como </w:t>
+      </w:r>
+      <w:r>
+        <w:rPr>
+          <w:rStyle w:val="5"/>
+          <w:rFonts w:hint="default" w:ascii="Arial" w:hAnsi="Arial" w:cs="Arial"/>
+          <w:sz w:val="24"/>
+          <w:szCs w:val="24"/>
+        </w:rPr>
+        <w:t>isValidAge(Persona p)</w:t>
+      </w:r>
+      <w:r>
+        <w:rPr>
+          <w:rFonts w:hint="default" w:ascii="Arial" w:hAnsi="Arial" w:cs="Arial"/>
+          <w:sz w:val="24"/>
+          <w:szCs w:val="24"/>
+        </w:rPr>
+        <w:t xml:space="preserve"> o </w:t>
+      </w:r>
+      <w:r>
+        <w:rPr>
+          <w:rStyle w:val="5"/>
+          <w:rFonts w:hint="default" w:ascii="Arial" w:hAnsi="Arial" w:cs="Arial"/>
+          <w:sz w:val="24"/>
+          <w:szCs w:val="24"/>
+        </w:rPr>
+        <w:t>isAlive(Persona p)</w:t>
+      </w:r>
+      <w:r>
+        <w:rPr>
+          <w:rFonts w:hint="default" w:ascii="Arial" w:hAnsi="Arial" w:cs="Arial"/>
+          <w:sz w:val="24"/>
+          <w:szCs w:val="24"/>
+        </w:rPr>
+        <w:t>, ya que el código expresaría las reglas de negocio con mayor claridad.</w:t>
+      </w:r>
+    </w:p>
+    <w:p>
+      <w:pPr>
+        <w:pStyle w:val="7"/>
+        <w:keepNext w:val="0"/>
+        <w:keepLines w:val="0"/>
+        <w:widowControl/>
+        <w:suppressLineNumbers w:val="0"/>
+        <w:spacing w:before="0" w:beforeAutospacing="1" w:after="0" w:afterAutospacing="1"/>
+        <w:ind w:left="0" w:right="0"/>
+        <w:rPr>
+          <w:rFonts w:hint="default" w:ascii="Arial" w:hAnsi="Arial" w:cs="Arial"/>
+          <w:sz w:val="24"/>
+          <w:szCs w:val="24"/>
+        </w:rPr>
+      </w:pPr>
+      <w:r>
+        <w:rPr>
+          <w:rStyle w:val="6"/>
+          <w:rFonts w:hint="default" w:ascii="Arial" w:hAnsi="Arial" w:cs="Arial"/>
+          <w:sz w:val="24"/>
+          <w:szCs w:val="24"/>
+        </w:rPr>
+        <w:t>3. Externalizar las constantes de negocio:</w:t>
+      </w:r>
+      <w:r>
+        <w:rPr>
+          <w:rFonts w:hint="default" w:ascii="Arial" w:hAnsi="Arial" w:cs="Arial"/>
+          <w:sz w:val="24"/>
+          <w:szCs w:val="24"/>
+        </w:rPr>
+        <w:t xml:space="preserve"> los valores </w:t>
+      </w:r>
+      <w:r>
+        <w:rPr>
+          <w:rStyle w:val="5"/>
+          <w:rFonts w:hint="default" w:ascii="Arial" w:hAnsi="Arial" w:cs="Arial"/>
+          <w:sz w:val="24"/>
+          <w:szCs w:val="24"/>
+        </w:rPr>
+        <w:t>EDAD_MINIMA = 18</w:t>
+      </w:r>
+      <w:r>
+        <w:rPr>
+          <w:rFonts w:hint="default" w:ascii="Arial" w:hAnsi="Arial" w:cs="Arial"/>
+          <w:sz w:val="24"/>
+          <w:szCs w:val="24"/>
+        </w:rPr>
+        <w:t xml:space="preserve"> y </w:t>
+      </w:r>
+      <w:r>
+        <w:rPr>
+          <w:rStyle w:val="5"/>
+          <w:rFonts w:hint="default" w:ascii="Arial" w:hAnsi="Arial" w:cs="Arial"/>
+          <w:sz w:val="24"/>
+          <w:szCs w:val="24"/>
+        </w:rPr>
+        <w:t>EDAD_MAXIMA = 120</w:t>
+      </w:r>
+      <w:r>
+        <w:rPr>
+          <w:rFonts w:hint="default" w:ascii="Arial" w:hAnsi="Arial" w:cs="Arial"/>
+          <w:sz w:val="24"/>
+          <w:szCs w:val="24"/>
+        </w:rPr>
+        <w:t xml:space="preserve"> ya fueron declarados como constantes en el refactor, lo que es una buena práctica. Una mejora adicional sería permitir que esos valores sean configurables en el constructor, facilitando pruebas con distintos rangos sin modificar el código fuente.</w:t>
+      </w:r>
+    </w:p>
+    <w:p>
+      <w:pPr>
+        <w:rPr>
+          <w:rFonts w:hint="default" w:ascii="Arial" w:hAnsi="Arial" w:cs="Arial"/>
+          <w:sz w:val="24"/>
+          <w:szCs w:val="24"/>
+          <w:lang w:val="es-ES"/>
+        </w:rPr>
+      </w:pPr>
     </w:p>
     <w:sectPr>
       <w:pgSz w:w="11906" w:h="16838"/>
@@ -921,7 +2362,7 @@
   <w:docDefaults>
     <w:rPrDefault>
       <w:rPr>
-        <w:rFonts w:asciiTheme="minorHAnsi" w:hAnsiTheme="minorHAnsi" w:eastAsiaTheme="minorEastAsia" w:cstheme="minorBidi"/>
+        <w:rFonts w:ascii="Times New Roman" w:hAnsi="Times New Roman" w:eastAsia="SimSun" w:cs="Times New Roman"/>
       </w:rPr>
     </w:rPrDefault>
     <w:pPrDefault/>
@@ -1087,13 +2528,34 @@
       <w:lang w:val="en-US" w:eastAsia="zh-CN" w:bidi="ar-SA"/>
     </w:rPr>
   </w:style>
-  <w:style w:type="character" w:default="1" w:styleId="2">
+  <w:style w:type="paragraph" w:styleId="2">
+    <w:name w:val="heading 3"/>
+    <w:next w:val="1"/>
+    <w:semiHidden/>
+    <w:unhideWhenUsed/>
+    <w:qFormat/>
+    <w:uiPriority w:val="0"/>
+    <w:pPr>
+      <w:spacing w:before="0" w:beforeAutospacing="1" w:after="0" w:afterAutospacing="1"/>
+      <w:jc w:val="left"/>
+    </w:pPr>
+    <w:rPr>
+      <w:rFonts w:hint="eastAsia" w:ascii="SimSun" w:hAnsi="SimSun" w:eastAsia="SimSun" w:cs="SimSun"/>
+      <w:b/>
+      <w:bCs/>
+      <w:kern w:val="0"/>
+      <w:sz w:val="26"/>
+      <w:szCs w:val="26"/>
+      <w:lang w:val="en-US" w:eastAsia="zh-CN" w:bidi="ar"/>
+    </w:rPr>
+  </w:style>
+  <w:style w:type="character" w:default="1" w:styleId="3">
     <w:name w:val="Default Paragraph Font"/>
     <w:semiHidden/>
     <w:qFormat/>
     <w:uiPriority w:val="0"/>
   </w:style>
-  <w:style w:type="table" w:default="1" w:styleId="3">
+  <w:style w:type="table" w:default="1" w:styleId="4">
     <w:name w:val="Normal Table"/>
     <w:semiHidden/>
     <w:qFormat/>
@@ -1106,6 +2568,35 @@
         <w:right w:w="108" w:type="dxa"/>
       </w:tblCellMar>
     </w:tblPr>
+  </w:style>
+  <w:style w:type="character" w:styleId="5">
+    <w:name w:val="HTML Code"/>
+    <w:basedOn w:val="3"/>
+    <w:uiPriority w:val="0"/>
+    <w:rPr>
+      <w:rFonts w:ascii="Courier New" w:hAnsi="Courier New" w:cs="Courier New"/>
+      <w:sz w:val="20"/>
+      <w:szCs w:val="20"/>
+    </w:rPr>
+  </w:style>
+  <w:style w:type="character" w:styleId="6">
+    <w:name w:val="Strong"/>
+    <w:basedOn w:val="3"/>
+    <w:qFormat/>
+    <w:uiPriority w:val="0"/>
+    <w:rPr>
+      <w:b/>
+      <w:bCs/>
+    </w:rPr>
+  </w:style>
+  <w:style w:type="paragraph" w:styleId="7">
+    <w:name w:val="Normal (Web)"/>
+    <w:basedOn w:val="1"/>
+    <w:uiPriority w:val="0"/>
+    <w:rPr>
+      <w:sz w:val="24"/>
+      <w:szCs w:val="24"/>
+    </w:rPr>
   </w:style>
 </w:styles>
 </file>
